--- a/render/templates/reference.docx
+++ b/render/templates/reference.docx
@@ -517,7 +517,7 @@
     <w:pPr>
       <w:spacing w:before="180" w:after="180"/>
       <w:ind w:firstLine="220"/>
-      <w:jc w:val="both"/>
+      <w:jc w:val="left"/>
     </w:pPr>
     <w:rPr/>
   </w:style>
@@ -528,7 +528,7 @@
     <w:qFormat/>
     <w:pPr>
       <w:ind w:firstLine="0"/>
-      <w:jc w:val="both"/>
+      <w:jc w:val="left"/>
     </w:pPr>
     <w:rPr/>
   </w:style>
@@ -1065,6 +1065,10 @@
         <w:right w:w="108" w:type="dxa"/>
       </w:tblCellMar>
       <w:tblBorders>
+        <w:top w:val="single" w:sz="4" w:color="000000"/>
+        <w:left w:val="single" w:sz="4" w:color="000000"/>
+        <w:bottom w:val="single" w:sz="4" w:color="000000"/>
+        <w:right w:val="single" w:sz="4" w:color="000000"/>
         <w:insideV w:val="single" w:sz="4" w:color="000000"/>
       </w:tblBorders>
     </w:tblPr>
@@ -1111,6 +1115,11 @@
     <w:pPr>
       <w:keepNext/>
     </w:pPr>
+    <w:rPr>
+      <w:rFonts w:ascii="Times New Roman" w:hAnsi="Times New Roman"/>
+      <w:color w:val="000000"/>
+      <w:sz w:val="16"/>
+    </w:rPr>
   </w:style>
   <w:style w:type="paragraph" w:customStyle="1" w:styleId="ImageCaption">
     <w:name w:val="Image Caption"/>

--- a/render/templates/reference.docx
+++ b/render/templates/reference.docx
@@ -555,7 +555,7 @@
     </w:pPr>
     <w:rPr>
       <w:rFonts w:ascii="Times New Roman" w:hAnsi="Times New Roman"/>
-      <w:b w:val="0"/>
+      <w:b/>
       <w:color w:val="000000"/>
       <w:sz w:val="34"/>
       <w:szCs w:val="56"/>
